--- a/Kubernetes/Deploy Probes Rollout maxSurge.docx
+++ b/Kubernetes/Deploy Probes Rollout maxSurge.docx
@@ -1,6 +1,6 @@
 
 <file path=word/document.xml><?xml version="1.0" encoding="utf-8"?>
-<w:document xmlns:wpc="http://schemas.microsoft.com/office/word/2010/wordprocessingCanvas" xmlns:mc="http://schemas.openxmlformats.org/markup-compatibility/2006" xmlns:o="urn:schemas-microsoft-com:office:office" xmlns:r="http://schemas.openxmlformats.org/officeDocument/2006/relationships" xmlns:m="http://schemas.openxmlformats.org/officeDocument/2006/math" xmlns:v="urn:schemas-microsoft-com:vml" xmlns:wp14="http://schemas.microsoft.com/office/word/2010/wordprocessingDrawing" xmlns:wp="http://schemas.openxmlformats.org/drawingml/2006/wordprocessingDrawing" xmlns:w10="urn:schemas-microsoft-com:office:word" xmlns:w="http://schemas.openxmlformats.org/wordprocessingml/2006/main" xmlns:w14="http://schemas.microsoft.com/office/word/2010/wordml" xmlns:w15="http://schemas.microsoft.com/office/word/2012/wordml" xmlns:wpg="http://schemas.microsoft.com/office/word/2010/wordprocessingGroup" xmlns:wpi="http://schemas.microsoft.com/office/word/2010/wordprocessingInk" xmlns:wne="http://schemas.microsoft.com/office/word/2006/wordml" xmlns:wps="http://schemas.microsoft.com/office/word/2010/wordprocessingShape" mc:Ignorable="w14 w15 wp14">
+<w:document xmlns:wpc="http://schemas.microsoft.com/office/word/2010/wordprocessingCanvas" xmlns:cx="http://schemas.microsoft.com/office/drawing/2014/chartex" xmlns:mc="http://schemas.openxmlformats.org/markup-compatibility/2006" xmlns:o="urn:schemas-microsoft-com:office:office" xmlns:r="http://schemas.openxmlformats.org/officeDocument/2006/relationships" xmlns:m="http://schemas.openxmlformats.org/officeDocument/2006/math" xmlns:v="urn:schemas-microsoft-com:vml" xmlns:wp14="http://schemas.microsoft.com/office/word/2010/wordprocessingDrawing" xmlns:wp="http://schemas.openxmlformats.org/drawingml/2006/wordprocessingDrawing" xmlns:w10="urn:schemas-microsoft-com:office:word" xmlns:w="http://schemas.openxmlformats.org/wordprocessingml/2006/main" xmlns:w14="http://schemas.microsoft.com/office/word/2010/wordml" xmlns:w15="http://schemas.microsoft.com/office/word/2012/wordml" xmlns:w16se="http://schemas.microsoft.com/office/word/2015/wordml/symex" xmlns:wpg="http://schemas.microsoft.com/office/word/2010/wordprocessingGroup" xmlns:wpi="http://schemas.microsoft.com/office/word/2010/wordprocessingInk" xmlns:wne="http://schemas.microsoft.com/office/word/2006/wordml" xmlns:wps="http://schemas.microsoft.com/office/word/2010/wordprocessingShape" mc:Ignorable="w14 w15 w16se wp14">
   <w:body>
     <w:p>
       <w:pPr>
@@ -38,7 +38,37 @@
           <w:szCs w:val="40"/>
           <w:lang w:val="en-US"/>
         </w:rPr>
-        <w:t>-maxSurge, max</w:t>
+        <w:t>-</w:t>
+      </w:r>
+      <w:proofErr w:type="spellStart"/>
+      <w:r>
+        <w:rPr>
+          <w:b/>
+          <w:sz w:val="40"/>
+          <w:szCs w:val="40"/>
+          <w:lang w:val="en-US"/>
+        </w:rPr>
+        <w:t>maxSurge</w:t>
+      </w:r>
+      <w:proofErr w:type="spellEnd"/>
+      <w:r>
+        <w:rPr>
+          <w:b/>
+          <w:sz w:val="40"/>
+          <w:szCs w:val="40"/>
+          <w:lang w:val="en-US"/>
+        </w:rPr>
+        <w:t xml:space="preserve">, </w:t>
+      </w:r>
+      <w:proofErr w:type="spellStart"/>
+      <w:r>
+        <w:rPr>
+          <w:b/>
+          <w:sz w:val="40"/>
+          <w:szCs w:val="40"/>
+          <w:lang w:val="en-US"/>
+        </w:rPr>
+        <w:t>max</w:t>
       </w:r>
       <w:r>
         <w:rPr>
@@ -49,12 +79,122 @@
         </w:rPr>
         <w:t>Unavaible</w:t>
       </w:r>
-      <w:r>
-        <w:rPr>
-          <w:b/>
-          <w:sz w:val="40"/>
-          <w:szCs w:val="40"/>
-          <w:lang w:val="en-US"/>
+      <w:proofErr w:type="spellEnd"/>
+      <w:r>
+        <w:rPr>
+          <w:b/>
+          <w:sz w:val="40"/>
+          <w:szCs w:val="40"/>
+          <w:lang w:val="en-US"/>
+        </w:rPr>
+        <w:t xml:space="preserve"> Rollout update</w:t>
+      </w:r>
+    </w:p>
+    <w:p>
+      <w:pPr>
+        <w:rPr>
+          <w:b/>
+          <w:sz w:val="40"/>
+          <w:szCs w:val="40"/>
+          <w:lang w:val="en-US"/>
+        </w:rPr>
+      </w:pPr>
+      <w:r>
+        <w:rPr>
+          <w:b/>
+          <w:sz w:val="40"/>
+          <w:szCs w:val="40"/>
+          <w:lang w:val="en-US"/>
+        </w:rPr>
+        <w:t>-</w:t>
+      </w:r>
+      <w:proofErr w:type="spellStart"/>
+      <w:r>
+        <w:rPr>
+          <w:b/>
+          <w:sz w:val="40"/>
+          <w:szCs w:val="40"/>
+          <w:lang w:val="en-US"/>
+        </w:rPr>
+        <w:t>mi</w:t>
+      </w:r>
+      <w:r>
+        <w:rPr>
+          <w:b/>
+          <w:sz w:val="40"/>
+          <w:szCs w:val="40"/>
+          <w:lang w:val="en-US"/>
+        </w:rPr>
+        <w:t>nReadySeconds</w:t>
+      </w:r>
+      <w:proofErr w:type="spellEnd"/>
+    </w:p>
+    <w:p>
+      <w:pPr>
+        <w:rPr>
+          <w:b/>
+          <w:sz w:val="40"/>
+          <w:szCs w:val="40"/>
+        </w:rPr>
+      </w:pPr>
+      <w:r>
+        <w:rPr>
+          <w:b/>
+          <w:sz w:val="40"/>
+          <w:szCs w:val="40"/>
+        </w:rPr>
+        <w:t>-</w:t>
+      </w:r>
+      <w:proofErr w:type="spellStart"/>
+      <w:r>
+        <w:rPr>
+          <w:b/>
+          <w:sz w:val="40"/>
+          <w:szCs w:val="40"/>
+          <w:lang w:val="en-US"/>
+        </w:rPr>
+        <w:t>Readness</w:t>
+      </w:r>
+      <w:proofErr w:type="spellEnd"/>
+      <w:r>
+        <w:rPr>
+          <w:b/>
+          <w:sz w:val="40"/>
+          <w:szCs w:val="40"/>
+        </w:rPr>
+        <w:t xml:space="preserve">, </w:t>
+      </w:r>
+      <w:r>
+        <w:rPr>
+          <w:b/>
+          <w:sz w:val="40"/>
+          <w:szCs w:val="40"/>
+          <w:lang w:val="en-US"/>
+        </w:rPr>
+        <w:t>Liveness</w:t>
+      </w:r>
+      <w:r>
+        <w:rPr>
+          <w:b/>
+          <w:sz w:val="40"/>
+          <w:szCs w:val="40"/>
+        </w:rPr>
+        <w:t xml:space="preserve">, </w:t>
+      </w:r>
+      <w:r>
+        <w:rPr>
+          <w:b/>
+          <w:sz w:val="40"/>
+          <w:szCs w:val="40"/>
+          <w:lang w:val="en-US"/>
+        </w:rPr>
+        <w:t>Startup</w:t>
+      </w:r>
+      <w:r>
+        <w:rPr>
+          <w:b/>
+          <w:sz w:val="40"/>
+          <w:szCs w:val="40"/>
         </w:rPr>
         <w:t xml:space="preserve"> </w:t>
       </w:r>
@@ -65,81 +205,31 @@
           <w:szCs w:val="40"/>
           <w:lang w:val="en-US"/>
         </w:rPr>
-        <w:t>Rollout update</w:t>
-      </w:r>
-    </w:p>
-    <w:p>
-      <w:pPr>
-        <w:rPr>
-          <w:b/>
-          <w:sz w:val="40"/>
-          <w:szCs w:val="40"/>
-          <w:lang w:val="en-US"/>
-        </w:rPr>
-      </w:pPr>
-      <w:r>
-        <w:rPr>
-          <w:b/>
-          <w:sz w:val="40"/>
-          <w:szCs w:val="40"/>
-          <w:lang w:val="en-US"/>
-        </w:rPr>
-        <w:t>-mi</w:t>
-      </w:r>
-      <w:r>
-        <w:rPr>
-          <w:b/>
-          <w:sz w:val="40"/>
-          <w:szCs w:val="40"/>
-          <w:lang w:val="en-US"/>
-        </w:rPr>
-        <w:t>nReadySeconds</w:t>
-      </w:r>
-    </w:p>
-    <w:p>
-      <w:pPr>
-        <w:rPr>
-          <w:b/>
-          <w:sz w:val="40"/>
-          <w:szCs w:val="40"/>
-          <w:lang w:val="en-US"/>
-        </w:rPr>
-      </w:pPr>
-      <w:r>
-        <w:rPr>
-          <w:b/>
-          <w:sz w:val="40"/>
-          <w:szCs w:val="40"/>
-          <w:lang w:val="en-US"/>
-        </w:rPr>
-        <w:t>-Readness, Liveness, Startup probe</w:t>
-      </w:r>
-    </w:p>
-    <w:p>
-      <w:pPr>
-        <w:rPr>
-          <w:b/>
-          <w:sz w:val="40"/>
-          <w:szCs w:val="40"/>
-          <w:lang w:val="en-US"/>
-        </w:rPr>
-      </w:pPr>
-    </w:p>
-    <w:p>
-      <w:pPr>
-        <w:rPr>
-          <w:b/>
-          <w:sz w:val="40"/>
-          <w:szCs w:val="40"/>
-          <w:lang w:val="en-US"/>
-        </w:rPr>
-      </w:pPr>
-      <w:r>
-        <w:rPr>
-          <w:b/>
-          <w:sz w:val="40"/>
-          <w:szCs w:val="40"/>
-          <w:lang w:val="en-US"/>
+        <w:t>probe</w:t>
+      </w:r>
+    </w:p>
+    <w:p>
+      <w:pPr>
+        <w:rPr>
+          <w:b/>
+          <w:sz w:val="40"/>
+          <w:szCs w:val="40"/>
+        </w:rPr>
+      </w:pPr>
+    </w:p>
+    <w:p>
+      <w:pPr>
+        <w:rPr>
+          <w:b/>
+          <w:sz w:val="40"/>
+          <w:szCs w:val="40"/>
+        </w:rPr>
+      </w:pPr>
+      <w:r>
+        <w:rPr>
+          <w:b/>
+          <w:sz w:val="40"/>
+          <w:szCs w:val="40"/>
         </w:rPr>
         <w:t>---------------------------------------------------------------------------------------------------------------------------------------</w:t>
       </w:r>
@@ -151,19 +241,60 @@
           <w:szCs w:val="28"/>
         </w:rPr>
       </w:pPr>
-      <w:r>
-        <w:rPr>
-          <w:sz w:val="28"/>
-          <w:szCs w:val="28"/>
-        </w:rPr>
-        <w:t>Деплой создает реплика сет</w:t>
-      </w:r>
-      <w:r>
-        <w:rPr>
-          <w:sz w:val="28"/>
-          <w:szCs w:val="28"/>
-        </w:rPr>
-        <w:t xml:space="preserve"> (имя состоит из деплоя + хеш)</w:t>
+      <w:proofErr w:type="spellStart"/>
+      <w:r>
+        <w:rPr>
+          <w:sz w:val="28"/>
+          <w:szCs w:val="28"/>
+        </w:rPr>
+        <w:t>Деплой</w:t>
+      </w:r>
+      <w:proofErr w:type="spellEnd"/>
+      <w:r>
+        <w:rPr>
+          <w:sz w:val="28"/>
+          <w:szCs w:val="28"/>
+        </w:rPr>
+        <w:t xml:space="preserve"> создает реплика сет</w:t>
+      </w:r>
+      <w:r>
+        <w:rPr>
+          <w:sz w:val="28"/>
+          <w:szCs w:val="28"/>
+        </w:rPr>
+        <w:t xml:space="preserve"> (имя состоит из </w:t>
+      </w:r>
+      <w:proofErr w:type="spellStart"/>
+      <w:r>
+        <w:rPr>
+          <w:sz w:val="28"/>
+          <w:szCs w:val="28"/>
+        </w:rPr>
+        <w:t>деплоя</w:t>
+      </w:r>
+      <w:proofErr w:type="spellEnd"/>
+      <w:r>
+        <w:rPr>
+          <w:sz w:val="28"/>
+          <w:szCs w:val="28"/>
+        </w:rPr>
+        <w:t xml:space="preserve"> + </w:t>
+      </w:r>
+      <w:proofErr w:type="spellStart"/>
+      <w:r>
+        <w:rPr>
+          <w:sz w:val="28"/>
+          <w:szCs w:val="28"/>
+        </w:rPr>
+        <w:t>хеш</w:t>
+      </w:r>
+      <w:proofErr w:type="spellEnd"/>
+      <w:r>
+        <w:rPr>
+          <w:sz w:val="28"/>
+          <w:szCs w:val="28"/>
+        </w:rPr>
+        <w:t>)</w:t>
       </w:r>
       <w:r>
         <w:rPr>
@@ -192,7 +323,23 @@
           <w:sz w:val="28"/>
           <w:szCs w:val="28"/>
         </w:rPr>
-        <w:t xml:space="preserve"> + ещё хеш)</w:t>
+        <w:t xml:space="preserve"> + ещё </w:t>
+      </w:r>
+      <w:proofErr w:type="spellStart"/>
+      <w:r>
+        <w:rPr>
+          <w:sz w:val="28"/>
+          <w:szCs w:val="28"/>
+        </w:rPr>
+        <w:t>хеш</w:t>
+      </w:r>
+      <w:proofErr w:type="spellEnd"/>
+      <w:r>
+        <w:rPr>
+          <w:sz w:val="28"/>
+          <w:szCs w:val="28"/>
+        </w:rPr>
+        <w:t>)</w:t>
       </w:r>
     </w:p>
     <w:p>
@@ -263,13 +410,23 @@
           <w:lang w:val="en-US"/>
         </w:rPr>
       </w:pPr>
-      <w:r>
-        <w:rPr>
-          <w:sz w:val="28"/>
-          <w:szCs w:val="28"/>
-          <w:lang w:val="en-US"/>
-        </w:rPr>
-        <w:t>kubectl rollout status deployment &lt;</w:t>
+      <w:proofErr w:type="spellStart"/>
+      <w:r>
+        <w:rPr>
+          <w:sz w:val="28"/>
+          <w:szCs w:val="28"/>
+          <w:lang w:val="en-US"/>
+        </w:rPr>
+        <w:t>kubectl</w:t>
+      </w:r>
+      <w:proofErr w:type="spellEnd"/>
+      <w:r>
+        <w:rPr>
+          <w:sz w:val="28"/>
+          <w:szCs w:val="28"/>
+          <w:lang w:val="en-US"/>
+        </w:rPr>
+        <w:t xml:space="preserve"> rollout status deployment &lt;</w:t>
       </w:r>
       <w:r>
         <w:rPr>
@@ -464,14 +621,35 @@
         <w:lastRenderedPageBreak/>
         <w:t xml:space="preserve">Rollout update &amp; </w:t>
       </w:r>
-      <w:r>
-        <w:rPr>
-          <w:b/>
-          <w:sz w:val="40"/>
-          <w:szCs w:val="40"/>
-          <w:lang w:val="en-US"/>
-        </w:rPr>
-        <w:t>maxSurge, max</w:t>
+      <w:proofErr w:type="spellStart"/>
+      <w:r>
+        <w:rPr>
+          <w:b/>
+          <w:sz w:val="40"/>
+          <w:szCs w:val="40"/>
+          <w:lang w:val="en-US"/>
+        </w:rPr>
+        <w:t>maxSurge</w:t>
+      </w:r>
+      <w:proofErr w:type="spellEnd"/>
+      <w:r>
+        <w:rPr>
+          <w:b/>
+          <w:sz w:val="40"/>
+          <w:szCs w:val="40"/>
+          <w:lang w:val="en-US"/>
+        </w:rPr>
+        <w:t xml:space="preserve">, </w:t>
+      </w:r>
+      <w:proofErr w:type="spellStart"/>
+      <w:r>
+        <w:rPr>
+          <w:b/>
+          <w:sz w:val="40"/>
+          <w:szCs w:val="40"/>
+          <w:lang w:val="en-US"/>
+        </w:rPr>
+        <w:t>max</w:t>
       </w:r>
       <w:r>
         <w:rPr>
@@ -500,15 +678,18 @@
         </w:rPr>
         <w:t>ble</w:t>
       </w:r>
-    </w:p>
-    <w:p>
-      <w:pPr>
-        <w:rPr>
-          <w:i/>
-          <w:sz w:val="28"/>
-          <w:szCs w:val="28"/>
-        </w:rPr>
-      </w:pPr>
+      <w:proofErr w:type="spellEnd"/>
+    </w:p>
+    <w:p>
+      <w:pPr>
+        <w:rPr>
+          <w:i/>
+          <w:sz w:val="28"/>
+          <w:szCs w:val="28"/>
+          <w:lang w:val="en-US"/>
+        </w:rPr>
+      </w:pPr>
+      <w:proofErr w:type="spellStart"/>
       <w:r>
         <w:rPr>
           <w:i/>
@@ -527,11 +708,13 @@
         </w:rPr>
         <w:t>axSurge</w:t>
       </w:r>
-      <w:r>
-        <w:rPr>
-          <w:i/>
-          <w:sz w:val="28"/>
-          <w:szCs w:val="28"/>
+      <w:proofErr w:type="spellEnd"/>
+      <w:r>
+        <w:rPr>
+          <w:i/>
+          <w:sz w:val="28"/>
+          <w:szCs w:val="28"/>
+          <w:lang w:val="en-US"/>
         </w:rPr>
         <w:t xml:space="preserve">: </w:t>
       </w:r>
@@ -548,17 +731,46 @@
           <w:sz w:val="28"/>
           <w:szCs w:val="28"/>
         </w:rPr>
-        <w:t>Определяет, скольким экземплярам модуля вы позволяете су-ществовать выше требуемого количества реплик, настроенного на развертывании. По умолчанию используется значение 25%, поэтому количество экземпляров модуля может быть не более 25%. Если требуемое количество реплик равно четырем, то во время обновления никогда не будет одновременно запущено более пяти экземпляров модуля. При преобразовании процента в абсолютное число это число округляется вверх. Вместо про-цента это значение может быть абсолютным (например, можно разрешить один или два дополнительных модуля)</w:t>
-      </w:r>
-    </w:p>
-    <w:p>
-      <w:pPr>
-        <w:rPr>
-          <w:i/>
-          <w:sz w:val="28"/>
-          <w:szCs w:val="28"/>
-        </w:rPr>
-      </w:pPr>
+        <w:t>Определяет, скольким экзе</w:t>
+      </w:r>
+      <w:r>
+        <w:rPr>
+          <w:sz w:val="28"/>
+          <w:szCs w:val="28"/>
+        </w:rPr>
+        <w:t>мплярам модуля вы позволяете су</w:t>
+      </w:r>
+      <w:r>
+        <w:rPr>
+          <w:sz w:val="28"/>
+          <w:szCs w:val="28"/>
+        </w:rPr>
+        <w:t>ществовать выше требуемого количества реплик, настроенного на развертывании. По умолчанию используется значение 25%, поэтому количество экземпляров модуля может быть не более 25%. Если требуемое количество реплик равно четырем, то во время обновления никогда не будет одновременно запущено более пяти экземпляров модуля. При преобразовании процента в абсолютное число это числ</w:t>
+      </w:r>
+      <w:r>
+        <w:rPr>
+          <w:sz w:val="28"/>
+          <w:szCs w:val="28"/>
+        </w:rPr>
+        <w:t>о округляется вверх. Вместо про</w:t>
+      </w:r>
+      <w:r>
+        <w:rPr>
+          <w:sz w:val="28"/>
+          <w:szCs w:val="28"/>
+        </w:rPr>
+        <w:t>цента это значение может быть абсолютным (например, можно разрешить один или два дополнительных модуля)</w:t>
+      </w:r>
+    </w:p>
+    <w:p>
+      <w:pPr>
+        <w:rPr>
+          <w:i/>
+          <w:sz w:val="28"/>
+          <w:szCs w:val="28"/>
+        </w:rPr>
+      </w:pPr>
+      <w:proofErr w:type="spellStart"/>
       <w:r>
         <w:rPr>
           <w:i/>
@@ -568,6 +780,7 @@
         </w:rPr>
         <w:t>maxUnavailable</w:t>
       </w:r>
+      <w:proofErr w:type="spellEnd"/>
       <w:r>
         <w:rPr>
           <w:i/>
@@ -589,7 +802,79 @@
           <w:sz w:val="28"/>
           <w:szCs w:val="28"/>
         </w:rPr>
-        <w:t>Определяет, сколько экземпляров модуля может быть недоступ-но относительно требуемого количества реплик во время обнов-ления. Оно также по умолчанию равно 25%, поэтому количество доступных экземпляров модуля никогда не должно опускаться ниже 75% от требуемого количества реплик. Здесь при преоб-разовании процента в абсолютное число это число округляется вниз. Если требуемое число реплик равно четырем и процент составляет 25%, то только один модуль может быть недоступен. В течение всей раскрутки всегда будет доступно для обслужи-вания запросов, по крайней мере, три экземпляра модуля. Как и в случае с maxSurge, вместо процента можно также указать абсолютное значение</w:t>
+        <w:t>Определяет, сколько экземпл</w:t>
+      </w:r>
+      <w:r>
+        <w:rPr>
+          <w:sz w:val="28"/>
+          <w:szCs w:val="28"/>
+        </w:rPr>
+        <w:t>яров модуля может быть недоступ</w:t>
+      </w:r>
+      <w:r>
+        <w:rPr>
+          <w:sz w:val="28"/>
+          <w:szCs w:val="28"/>
+        </w:rPr>
+        <w:t>но относительно требуемого к</w:t>
+      </w:r>
+      <w:r>
+        <w:rPr>
+          <w:sz w:val="28"/>
+          <w:szCs w:val="28"/>
+        </w:rPr>
+        <w:t>оличества реплик во время обнов</w:t>
+      </w:r>
+      <w:r>
+        <w:rPr>
+          <w:sz w:val="28"/>
+          <w:szCs w:val="28"/>
+        </w:rPr>
+        <w:t>ления. Оно также по умолчанию равно 25%, поэтому количество доступных экземпляров модуля никогда не должно опускаться ниже 75% от требуемого кол</w:t>
+      </w:r>
+      <w:r>
+        <w:rPr>
+          <w:sz w:val="28"/>
+          <w:szCs w:val="28"/>
+        </w:rPr>
+        <w:t>ичества реплик. Здесь при преоб</w:t>
+      </w:r>
+      <w:r>
+        <w:rPr>
+          <w:sz w:val="28"/>
+          <w:szCs w:val="28"/>
+        </w:rPr>
+        <w:t>разовании процента в абсолютное число это число округляется вниз. Если требуемое число реплик равно четырем и процент составляет 25%, то только один модуль может быть недоступен. В течение всей раскрутки вс</w:t>
+      </w:r>
+      <w:r>
+        <w:rPr>
+          <w:sz w:val="28"/>
+          <w:szCs w:val="28"/>
+        </w:rPr>
+        <w:t>егда будет доступно для обслужи</w:t>
+      </w:r>
+      <w:r>
+        <w:rPr>
+          <w:sz w:val="28"/>
+          <w:szCs w:val="28"/>
+        </w:rPr>
+        <w:t xml:space="preserve">вания запросов, по крайней мере, три экземпляра модуля. Как и в случае с </w:t>
+      </w:r>
+      <w:proofErr w:type="spellStart"/>
+      <w:r>
+        <w:rPr>
+          <w:sz w:val="28"/>
+          <w:szCs w:val="28"/>
+        </w:rPr>
+        <w:t>maxSurge</w:t>
+      </w:r>
+      <w:proofErr w:type="spellEnd"/>
+      <w:r>
+        <w:rPr>
+          <w:sz w:val="28"/>
+          <w:szCs w:val="28"/>
+        </w:rPr>
+        <w:t>, вместо процента можно также указать абсолютное значение</w:t>
       </w:r>
     </w:p>
     <w:p>
@@ -698,24 +983,17 @@
         <w:lastRenderedPageBreak/>
         <w:t xml:space="preserve">обновление при значениях </w:t>
       </w:r>
-      <w:r>
-        <w:rPr>
-          <w:i/>
-          <w:sz w:val="28"/>
-          <w:szCs w:val="28"/>
-          <w:lang w:val="en-US"/>
-        </w:rPr>
-        <w:t>max</w:t>
-      </w:r>
-      <w:r>
-        <w:rPr>
-          <w:i/>
-          <w:sz w:val="28"/>
-          <w:szCs w:val="28"/>
-          <w:lang w:val="en-US"/>
-        </w:rPr>
-        <w:t>Surge</w:t>
-      </w:r>
+      <w:proofErr w:type="spellStart"/>
+      <w:r>
+        <w:rPr>
+          <w:i/>
+          <w:sz w:val="28"/>
+          <w:szCs w:val="28"/>
+          <w:lang w:val="en-US"/>
+        </w:rPr>
+        <w:t>maxSurge</w:t>
+      </w:r>
+      <w:proofErr w:type="spellEnd"/>
       <w:r>
         <w:rPr>
           <w:i/>
@@ -724,6 +1002,7 @@
         </w:rPr>
         <w:t xml:space="preserve">=1 </w:t>
       </w:r>
+      <w:proofErr w:type="spellStart"/>
       <w:r>
         <w:rPr>
           <w:i/>
@@ -733,6 +1012,7 @@
         </w:rPr>
         <w:t>maxUnavailable</w:t>
       </w:r>
+      <w:proofErr w:type="spellEnd"/>
       <w:r>
         <w:rPr>
           <w:i/>
@@ -847,6 +1127,7 @@
         </w:rPr>
         <w:t xml:space="preserve">обновление при значениях </w:t>
       </w:r>
+      <w:proofErr w:type="spellStart"/>
       <w:r>
         <w:rPr>
           <w:i/>
@@ -856,6 +1137,7 @@
         </w:rPr>
         <w:t>maxSurge</w:t>
       </w:r>
+      <w:proofErr w:type="spellEnd"/>
       <w:r>
         <w:rPr>
           <w:i/>
@@ -864,6 +1146,7 @@
         </w:rPr>
         <w:t xml:space="preserve">=1 </w:t>
       </w:r>
+      <w:proofErr w:type="spellStart"/>
       <w:r>
         <w:rPr>
           <w:i/>
@@ -873,6 +1156,7 @@
         </w:rPr>
         <w:t>maxUnavailable</w:t>
       </w:r>
+      <w:proofErr w:type="spellEnd"/>
       <w:r>
         <w:rPr>
           <w:i/>
@@ -971,9 +1255,9 @@
           <w:b/>
           <w:sz w:val="40"/>
           <w:szCs w:val="40"/>
-          <w:lang w:val="en-US"/>
-        </w:rPr>
-      </w:pPr>
+        </w:rPr>
+      </w:pPr>
+      <w:proofErr w:type="spellStart"/>
       <w:r>
         <w:rPr>
           <w:b/>
@@ -984,6 +1268,7 @@
         <w:lastRenderedPageBreak/>
         <w:t>minReadySeconds</w:t>
       </w:r>
+      <w:proofErr w:type="spellEnd"/>
     </w:p>
     <w:p>
       <w:pPr>
@@ -999,6 +1284,7 @@
         </w:rPr>
         <w:t xml:space="preserve">Это свойство задаёт, как долго созданный под должен быть в готовности, прежде чем под будет считаться доступным. До тех пор, пока модуль не будет доступен, процесс обновления не будет продолжаться (согласно значениям </w:t>
       </w:r>
+      <w:proofErr w:type="spellStart"/>
       <w:r>
         <w:rPr>
           <w:sz w:val="28"/>
@@ -1007,6 +1293,7 @@
         </w:rPr>
         <w:t>maxSurge</w:t>
       </w:r>
+      <w:proofErr w:type="spellEnd"/>
       <w:r>
         <w:rPr>
           <w:sz w:val="28"/>
@@ -1021,6 +1308,7 @@
         </w:rPr>
         <w:t xml:space="preserve">и </w:t>
       </w:r>
+      <w:proofErr w:type="spellStart"/>
       <w:r>
         <w:rPr>
           <w:sz w:val="28"/>
@@ -1029,6 +1317,7 @@
         </w:rPr>
         <w:t>maxUnavailable</w:t>
       </w:r>
+      <w:proofErr w:type="spellEnd"/>
       <w:r>
         <w:rPr>
           <w:sz w:val="28"/>
@@ -1066,6 +1355,7 @@
         </w:rPr>
         <w:t xml:space="preserve">При стандартных значениях </w:t>
       </w:r>
+      <w:proofErr w:type="spellStart"/>
       <w:r>
         <w:rPr>
           <w:sz w:val="28"/>
@@ -1074,6 +1364,7 @@
         </w:rPr>
         <w:t>maxSurge</w:t>
       </w:r>
+      <w:proofErr w:type="spellEnd"/>
       <w:r>
         <w:rPr>
           <w:sz w:val="28"/>
@@ -1095,6 +1386,7 @@
         </w:rPr>
         <w:t xml:space="preserve">и </w:t>
       </w:r>
+      <w:proofErr w:type="spellStart"/>
       <w:r>
         <w:rPr>
           <w:sz w:val="28"/>
@@ -1103,6 +1395,7 @@
         </w:rPr>
         <w:t>maxUnavailable</w:t>
       </w:r>
+      <w:proofErr w:type="spellEnd"/>
       <w:r>
         <w:rPr>
           <w:sz w:val="28"/>
@@ -1154,6 +1447,7 @@
         </w:rPr>
         <w:t xml:space="preserve">При значениях </w:t>
       </w:r>
+      <w:proofErr w:type="spellStart"/>
       <w:r>
         <w:rPr>
           <w:sz w:val="28"/>
@@ -1162,6 +1456,7 @@
         </w:rPr>
         <w:t>maxSurge</w:t>
       </w:r>
+      <w:proofErr w:type="spellEnd"/>
       <w:r>
         <w:rPr>
           <w:sz w:val="28"/>
@@ -1183,6 +1478,7 @@
         </w:rPr>
         <w:t xml:space="preserve">и </w:t>
       </w:r>
+      <w:proofErr w:type="spellStart"/>
       <w:r>
         <w:rPr>
           <w:sz w:val="28"/>
@@ -1191,19 +1487,13 @@
         </w:rPr>
         <w:t>maxUnavailable</w:t>
       </w:r>
-      <w:r>
-        <w:rPr>
-          <w:sz w:val="28"/>
-          <w:szCs w:val="28"/>
-        </w:rPr>
-        <w:t>=</w:t>
-      </w:r>
-      <w:r>
-        <w:rPr>
-          <w:sz w:val="28"/>
-          <w:szCs w:val="28"/>
-        </w:rPr>
-        <w:t>1</w:t>
+      <w:proofErr w:type="spellEnd"/>
+      <w:r>
+        <w:rPr>
+          <w:sz w:val="28"/>
+          <w:szCs w:val="28"/>
+        </w:rPr>
+        <w:t>=1</w:t>
       </w:r>
       <w:r>
         <w:rPr>
@@ -1232,63 +1522,21 @@
           <w:szCs w:val="28"/>
         </w:rPr>
         <w:tab/>
-        <w:t>2</w:t>
-      </w:r>
-      <w:r>
-        <w:rPr>
-          <w:sz w:val="28"/>
-          <w:szCs w:val="28"/>
-        </w:rPr>
-        <w:t xml:space="preserve"> пода будут старых </w:t>
-      </w:r>
-      <w:r>
-        <w:rPr>
-          <w:sz w:val="28"/>
-          <w:szCs w:val="28"/>
-        </w:rPr>
-        <w:t>рабочих</w:t>
-      </w:r>
-      <w:r>
-        <w:rPr>
-          <w:sz w:val="28"/>
-          <w:szCs w:val="28"/>
-        </w:rPr>
-        <w:t xml:space="preserve"> и </w:t>
-      </w:r>
-      <w:r>
-        <w:rPr>
-          <w:sz w:val="28"/>
-          <w:szCs w:val="28"/>
-        </w:rPr>
-        <w:t>2</w:t>
-      </w:r>
-      <w:r>
-        <w:rPr>
-          <w:sz w:val="28"/>
-          <w:szCs w:val="28"/>
-        </w:rPr>
-        <w:t xml:space="preserve"> новы</w:t>
-      </w:r>
-      <w:r>
-        <w:rPr>
-          <w:sz w:val="28"/>
-          <w:szCs w:val="28"/>
-        </w:rPr>
-        <w:t>х</w:t>
-      </w:r>
-      <w:r>
-        <w:rPr>
-          <w:sz w:val="28"/>
-          <w:szCs w:val="28"/>
-        </w:rPr>
-        <w:t xml:space="preserve"> недоступны</w:t>
-      </w:r>
-      <w:r>
-        <w:rPr>
-          <w:sz w:val="28"/>
-          <w:szCs w:val="28"/>
-        </w:rPr>
-        <w:t>х</w:t>
+        <w:t xml:space="preserve">2 пода будут старых </w:t>
+      </w:r>
+      <w:r>
+        <w:rPr>
+          <w:sz w:val="28"/>
+          <w:szCs w:val="28"/>
+        </w:rPr>
+        <w:t xml:space="preserve">рабочих и </w:t>
+      </w:r>
+      <w:r>
+        <w:rPr>
+          <w:sz w:val="28"/>
+          <w:szCs w:val="28"/>
+        </w:rPr>
+        <w:t>2 новых недоступных</w:t>
       </w:r>
     </w:p>
     <w:p>
@@ -1377,38 +1625,16 @@
         </w:rPr>
         <w:t xml:space="preserve">При обновлении на новую версию образа создаётся второй </w:t>
       </w:r>
-      <w:r>
-        <w:rPr>
-          <w:sz w:val="28"/>
-          <w:szCs w:val="28"/>
-          <w:lang w:val="en-US"/>
-        </w:rPr>
-        <w:t>R</w:t>
-      </w:r>
-      <w:r>
-        <w:rPr>
-          <w:sz w:val="28"/>
-          <w:szCs w:val="28"/>
-          <w:lang w:val="en-US"/>
-        </w:rPr>
-        <w:t>eplica</w:t>
-      </w:r>
-      <w:r>
-        <w:rPr>
-          <w:sz w:val="28"/>
-          <w:szCs w:val="28"/>
-          <w:lang w:val="en-US"/>
-        </w:rPr>
-        <w:t>S</w:t>
-      </w:r>
-      <w:r>
-        <w:rPr>
-          <w:sz w:val="28"/>
-          <w:szCs w:val="28"/>
-          <w:lang w:val="en-US"/>
-        </w:rPr>
-        <w:t>et</w:t>
-      </w:r>
+      <w:proofErr w:type="spellStart"/>
+      <w:r>
+        <w:rPr>
+          <w:sz w:val="28"/>
+          <w:szCs w:val="28"/>
+          <w:lang w:val="en-US"/>
+        </w:rPr>
+        <w:t>ReplicaSet</w:t>
+      </w:r>
+      <w:proofErr w:type="spellEnd"/>
       <w:r>
         <w:rPr>
           <w:sz w:val="28"/>
@@ -1439,13 +1665,23 @@
           <w:lang w:val="en-US"/>
         </w:rPr>
       </w:pPr>
-      <w:r>
-        <w:rPr>
-          <w:sz w:val="28"/>
-          <w:szCs w:val="28"/>
-          <w:lang w:val="en-US"/>
-        </w:rPr>
-        <w:t xml:space="preserve">kubectl rollout undo deployment </w:t>
+      <w:proofErr w:type="spellStart"/>
+      <w:r>
+        <w:rPr>
+          <w:sz w:val="28"/>
+          <w:szCs w:val="28"/>
+          <w:lang w:val="en-US"/>
+        </w:rPr>
+        <w:t>kubectl</w:t>
+      </w:r>
+      <w:proofErr w:type="spellEnd"/>
+      <w:r>
+        <w:rPr>
+          <w:sz w:val="28"/>
+          <w:szCs w:val="28"/>
+          <w:lang w:val="en-US"/>
+        </w:rPr>
+        <w:t xml:space="preserve"> rollout undo deployment </w:t>
       </w:r>
       <w:r>
         <w:rPr>
@@ -1470,6 +1706,7 @@
         </w:rPr>
         <w:t xml:space="preserve"> </w:t>
       </w:r>
+      <w:proofErr w:type="spellStart"/>
       <w:r>
         <w:rPr>
           <w:sz w:val="28"/>
@@ -1477,6 +1714,7 @@
         </w:rPr>
         <w:t>деплоя</w:t>
       </w:r>
+      <w:proofErr w:type="spellEnd"/>
       <w:r>
         <w:rPr>
           <w:sz w:val="28"/>
@@ -1494,13 +1732,71 @@
           <w:lang w:val="en-US"/>
         </w:rPr>
       </w:pPr>
-      <w:r>
-        <w:rPr>
-          <w:sz w:val="28"/>
-          <w:szCs w:val="28"/>
-        </w:rPr>
-        <w:t xml:space="preserve">Деплой вернется на 1ый </w:t>
-      </w:r>
+      <w:proofErr w:type="spellStart"/>
+      <w:r>
+        <w:rPr>
+          <w:sz w:val="28"/>
+          <w:szCs w:val="28"/>
+        </w:rPr>
+        <w:t>Деплой</w:t>
+      </w:r>
+      <w:proofErr w:type="spellEnd"/>
+      <w:r>
+        <w:rPr>
+          <w:sz w:val="28"/>
+          <w:szCs w:val="28"/>
+          <w:lang w:val="en-US"/>
+        </w:rPr>
+        <w:t xml:space="preserve"> </w:t>
+      </w:r>
+      <w:r>
+        <w:rPr>
+          <w:sz w:val="28"/>
+          <w:szCs w:val="28"/>
+        </w:rPr>
+        <w:t>вернется</w:t>
+      </w:r>
+      <w:r>
+        <w:rPr>
+          <w:sz w:val="28"/>
+          <w:szCs w:val="28"/>
+          <w:lang w:val="en-US"/>
+        </w:rPr>
+        <w:t xml:space="preserve"> </w:t>
+      </w:r>
+      <w:r>
+        <w:rPr>
+          <w:sz w:val="28"/>
+          <w:szCs w:val="28"/>
+        </w:rPr>
+        <w:t>на</w:t>
+      </w:r>
+      <w:r>
+        <w:rPr>
+          <w:sz w:val="28"/>
+          <w:szCs w:val="28"/>
+          <w:lang w:val="en-US"/>
+        </w:rPr>
+        <w:t xml:space="preserve"> 1</w:t>
+      </w:r>
+      <w:proofErr w:type="spellStart"/>
+      <w:r>
+        <w:rPr>
+          <w:sz w:val="28"/>
+          <w:szCs w:val="28"/>
+        </w:rPr>
+        <w:t>ый</w:t>
+      </w:r>
+      <w:proofErr w:type="spellEnd"/>
+      <w:r>
+        <w:rPr>
+          <w:sz w:val="28"/>
+          <w:szCs w:val="28"/>
+          <w:lang w:val="en-US"/>
+        </w:rPr>
+        <w:t xml:space="preserve"> </w:t>
+      </w:r>
+      <w:proofErr w:type="spellStart"/>
       <w:r>
         <w:rPr>
           <w:sz w:val="28"/>
@@ -1509,15 +1805,211 @@
         </w:rPr>
         <w:t>ReplicaSet</w:t>
       </w:r>
-    </w:p>
-    <w:p>
-      <w:pPr>
-        <w:rPr>
-          <w:sz w:val="28"/>
-          <w:szCs w:val="28"/>
-          <w:lang w:val="en-US"/>
-        </w:rPr>
-      </w:pPr>
+      <w:proofErr w:type="spellEnd"/>
+    </w:p>
+    <w:p>
+      <w:pPr>
+        <w:rPr>
+          <w:sz w:val="28"/>
+          <w:szCs w:val="28"/>
+          <w:lang w:val="en-US"/>
+        </w:rPr>
+      </w:pPr>
+      <w:proofErr w:type="spellStart"/>
+      <w:r>
+        <w:rPr>
+          <w:sz w:val="28"/>
+          <w:szCs w:val="28"/>
+          <w:lang w:val="en-US"/>
+        </w:rPr>
+        <w:t>kubectl</w:t>
+      </w:r>
+      <w:proofErr w:type="spellEnd"/>
+      <w:r>
+        <w:rPr>
+          <w:sz w:val="28"/>
+          <w:szCs w:val="28"/>
+          <w:lang w:val="en-US"/>
+        </w:rPr>
+        <w:t xml:space="preserve"> </w:t>
+      </w:r>
+      <w:r>
+        <w:rPr>
+          <w:sz w:val="28"/>
+          <w:szCs w:val="28"/>
+          <w:lang w:val="en-US"/>
+        </w:rPr>
+        <w:t>rollout</w:t>
+      </w:r>
+      <w:r>
+        <w:rPr>
+          <w:sz w:val="28"/>
+          <w:szCs w:val="28"/>
+          <w:lang w:val="en-US"/>
+        </w:rPr>
+        <w:t xml:space="preserve"> </w:t>
+      </w:r>
+      <w:r>
+        <w:rPr>
+          <w:sz w:val="28"/>
+          <w:szCs w:val="28"/>
+          <w:lang w:val="en-US"/>
+        </w:rPr>
+        <w:t>restart</w:t>
+      </w:r>
+      <w:r>
+        <w:rPr>
+          <w:sz w:val="28"/>
+          <w:szCs w:val="28"/>
+          <w:lang w:val="en-US"/>
+        </w:rPr>
+        <w:t xml:space="preserve"> &lt;</w:t>
+      </w:r>
+      <w:r>
+        <w:rPr>
+          <w:sz w:val="28"/>
+          <w:szCs w:val="28"/>
+        </w:rPr>
+        <w:t>имя</w:t>
+      </w:r>
+      <w:r>
+        <w:rPr>
+          <w:sz w:val="28"/>
+          <w:szCs w:val="28"/>
+          <w:lang w:val="en-US"/>
+        </w:rPr>
+        <w:t xml:space="preserve"> </w:t>
+      </w:r>
+      <w:proofErr w:type="spellStart"/>
+      <w:r>
+        <w:rPr>
+          <w:sz w:val="28"/>
+          <w:szCs w:val="28"/>
+        </w:rPr>
+        <w:t>деплоя</w:t>
+      </w:r>
+      <w:proofErr w:type="spellEnd"/>
+      <w:r>
+        <w:rPr>
+          <w:sz w:val="28"/>
+          <w:szCs w:val="28"/>
+          <w:lang w:val="en-US"/>
+        </w:rPr>
+        <w:t xml:space="preserve">&gt; - </w:t>
+      </w:r>
+      <w:r>
+        <w:rPr>
+          <w:sz w:val="28"/>
+          <w:szCs w:val="28"/>
+        </w:rPr>
+        <w:t>перезапустить</w:t>
+      </w:r>
+      <w:r>
+        <w:rPr>
+          <w:sz w:val="28"/>
+          <w:szCs w:val="28"/>
+          <w:lang w:val="en-US"/>
+        </w:rPr>
+        <w:t xml:space="preserve"> </w:t>
+      </w:r>
+      <w:r>
+        <w:rPr>
+          <w:sz w:val="28"/>
+          <w:szCs w:val="28"/>
+        </w:rPr>
+        <w:t>поды</w:t>
+      </w:r>
+      <w:r>
+        <w:rPr>
+          <w:sz w:val="28"/>
+          <w:szCs w:val="28"/>
+          <w:lang w:val="en-US"/>
+        </w:rPr>
+        <w:t xml:space="preserve"> </w:t>
+      </w:r>
+      <w:r>
+        <w:rPr>
+          <w:sz w:val="28"/>
+          <w:szCs w:val="28"/>
+        </w:rPr>
+        <w:t>в</w:t>
+      </w:r>
+      <w:r>
+        <w:rPr>
+          <w:sz w:val="28"/>
+          <w:szCs w:val="28"/>
+          <w:lang w:val="en-US"/>
+        </w:rPr>
+        <w:t xml:space="preserve"> </w:t>
+      </w:r>
+      <w:proofErr w:type="spellStart"/>
+      <w:r>
+        <w:rPr>
+          <w:sz w:val="28"/>
+          <w:szCs w:val="28"/>
+        </w:rPr>
+        <w:t>деплое</w:t>
+      </w:r>
+      <w:proofErr w:type="spellEnd"/>
+      <w:r>
+        <w:rPr>
+          <w:sz w:val="28"/>
+          <w:szCs w:val="28"/>
+          <w:lang w:val="en-US"/>
+        </w:rPr>
+        <w:t xml:space="preserve"> </w:t>
+      </w:r>
+      <w:r>
+        <w:rPr>
+          <w:sz w:val="28"/>
+          <w:szCs w:val="28"/>
+        </w:rPr>
+        <w:t>согласно</w:t>
+      </w:r>
+      <w:r>
+        <w:rPr>
+          <w:sz w:val="28"/>
+          <w:szCs w:val="28"/>
+          <w:lang w:val="en-US"/>
+        </w:rPr>
+        <w:t xml:space="preserve"> </w:t>
+      </w:r>
+      <w:proofErr w:type="spellStart"/>
+      <w:r>
+        <w:rPr>
+          <w:sz w:val="28"/>
+          <w:szCs w:val="28"/>
+          <w:lang w:val="en-US"/>
+        </w:rPr>
+        <w:t>maxSurge</w:t>
+      </w:r>
+      <w:proofErr w:type="spellEnd"/>
+      <w:r>
+        <w:rPr>
+          <w:sz w:val="28"/>
+          <w:szCs w:val="28"/>
+          <w:lang w:val="en-US"/>
+        </w:rPr>
+        <w:t xml:space="preserve"> </w:t>
+      </w:r>
+      <w:r>
+        <w:rPr>
+          <w:sz w:val="28"/>
+          <w:szCs w:val="28"/>
+          <w:lang w:val="en-US"/>
+        </w:rPr>
+        <w:t>max</w:t>
+      </w:r>
+      <w:bookmarkStart w:id="0" w:name="_GoBack"/>
+      <w:bookmarkEnd w:id="0"/>
+      <w:r>
+        <w:rPr>
+          <w:sz w:val="28"/>
+          <w:szCs w:val="28"/>
+          <w:lang w:val="en-US"/>
+        </w:rPr>
+        <w:t>Unavailable</w:t>
+      </w:r>
     </w:p>
     <w:p>
       <w:pPr>
@@ -1529,6 +2021,7 @@
           <w:lang w:val="en-US"/>
         </w:rPr>
       </w:pPr>
+      <w:proofErr w:type="spellStart"/>
       <w:r>
         <w:rPr>
           <w:b/>
@@ -1537,7 +2030,17 @@
           <w:lang w:val="en-US"/>
         </w:rPr>
         <w:lastRenderedPageBreak/>
-        <w:t>Readness, Liveness, Startup probe</w:t>
+        <w:t>Readness</w:t>
+      </w:r>
+      <w:proofErr w:type="spellEnd"/>
+      <w:r>
+        <w:rPr>
+          <w:b/>
+          <w:sz w:val="40"/>
+          <w:szCs w:val="40"/>
+          <w:lang w:val="en-US"/>
+        </w:rPr>
+        <w:t>, Liveness, Startup probe</w:t>
       </w:r>
     </w:p>
     <w:p>
@@ -1694,8 +2197,23 @@
           <w:szCs w:val="28"/>
           <w:lang w:eastAsia="ru-RU"/>
         </w:rPr>
-        <w:t xml:space="preserve"> Readines</w:t>
-      </w:r>
+        <w:t xml:space="preserve"> </w:t>
+      </w:r>
+      <w:proofErr w:type="spellStart"/>
+      <w:r>
+        <w:rPr>
+          <w:rFonts w:eastAsia="Times New Roman" w:cstheme="minorHAnsi"/>
+          <w:b/>
+          <w:bCs/>
+          <w:color w:val="222222"/>
+          <w:kern w:val="36"/>
+          <w:sz w:val="28"/>
+          <w:szCs w:val="28"/>
+          <w:lang w:eastAsia="ru-RU"/>
+        </w:rPr>
+        <w:t>Readines</w:t>
+      </w:r>
+      <w:proofErr w:type="spellEnd"/>
       <w:r>
         <w:rPr>
           <w:rFonts w:eastAsia="Times New Roman" w:cstheme="minorHAnsi"/>
@@ -1706,8 +2224,9 @@
           <w:szCs w:val="28"/>
           <w:lang w:eastAsia="ru-RU"/>
         </w:rPr>
-        <w:t xml:space="preserve">: при непрохождении исключается из </w:t>
-      </w:r>
+        <w:t xml:space="preserve">: при </w:t>
+      </w:r>
+      <w:proofErr w:type="spellStart"/>
       <w:r>
         <w:rPr>
           <w:rFonts w:eastAsia="Times New Roman" w:cstheme="minorHAnsi"/>
@@ -1716,10 +2235,11 @@
           <w:kern w:val="36"/>
           <w:sz w:val="28"/>
           <w:szCs w:val="28"/>
-          <w:lang w:val="en-US" w:eastAsia="ru-RU"/>
-        </w:rPr>
-        <w:t>Endpoints</w:t>
-      </w:r>
+          <w:lang w:eastAsia="ru-RU"/>
+        </w:rPr>
+        <w:t>непрохождении</w:t>
+      </w:r>
+      <w:proofErr w:type="spellEnd"/>
       <w:r>
         <w:rPr>
           <w:rFonts w:eastAsia="Times New Roman" w:cstheme="minorHAnsi"/>
@@ -1730,7 +2250,7 @@
           <w:szCs w:val="28"/>
           <w:lang w:eastAsia="ru-RU"/>
         </w:rPr>
-        <w:t xml:space="preserve"> в службе, сам под не удаляется (как если удалить </w:t>
+        <w:t xml:space="preserve"> исключается из </w:t>
       </w:r>
       <w:r>
         <w:rPr>
@@ -1742,7 +2262,7 @@
           <w:szCs w:val="28"/>
           <w:lang w:val="en-US" w:eastAsia="ru-RU"/>
         </w:rPr>
-        <w:t>label</w:t>
+        <w:t>Endpoints</w:t>
       </w:r>
       <w:r>
         <w:rPr>
@@ -1754,12 +2274,9 @@
           <w:szCs w:val="28"/>
           <w:lang w:eastAsia="ru-RU"/>
         </w:rPr>
-        <w:t xml:space="preserve"> из пода), выполняется постоянно</w:t>
-      </w:r>
-    </w:p>
-    <w:p>
-      <w:pPr>
-        <w:jc w:val="both"/>
+        <w:t xml:space="preserve"> в службе, сам под не удаляется (как если удалить </w:t>
+      </w:r>
+      <w:r>
         <w:rPr>
           <w:rFonts w:eastAsia="Times New Roman" w:cstheme="minorHAnsi"/>
           <w:bCs/>
@@ -1767,28 +2284,9 @@
           <w:kern w:val="36"/>
           <w:sz w:val="28"/>
           <w:szCs w:val="28"/>
-          <w:lang w:eastAsia="ru-RU"/>
-        </w:rPr>
-      </w:pPr>
-      <w:r>
-        <w:rPr>
-          <w:sz w:val="28"/>
-          <w:szCs w:val="28"/>
-        </w:rPr>
-        <w:t xml:space="preserve">Проверка живучести </w:t>
-      </w:r>
-      <w:r>
-        <w:rPr>
-          <w:rFonts w:eastAsia="Times New Roman" w:cstheme="minorHAnsi"/>
-          <w:b/>
-          <w:bCs/>
-          <w:color w:val="222222"/>
-          <w:kern w:val="36"/>
-          <w:sz w:val="28"/>
-          <w:szCs w:val="28"/>
-          <w:lang w:eastAsia="ru-RU"/>
-        </w:rPr>
-        <w:t xml:space="preserve">Liveness: </w:t>
+          <w:lang w:val="en-US" w:eastAsia="ru-RU"/>
+        </w:rPr>
+        <w:t>label</w:t>
       </w:r>
       <w:r>
         <w:rPr>
@@ -1800,10 +2298,95 @@
           <w:szCs w:val="28"/>
           <w:lang w:eastAsia="ru-RU"/>
         </w:rPr>
-        <w:t>контроль за состоянием во время жизни пода, при непрохождении перезапускается под, выполняется постоянно</w:t>
-      </w:r>
-      <w:bookmarkStart w:id="0" w:name="_GoBack"/>
-      <w:bookmarkEnd w:id="0"/>
+        <w:t xml:space="preserve"> из пода), выполняется постоянно</w:t>
+      </w:r>
+    </w:p>
+    <w:p>
+      <w:pPr>
+        <w:jc w:val="both"/>
+        <w:rPr>
+          <w:rFonts w:eastAsia="Times New Roman" w:cstheme="minorHAnsi"/>
+          <w:bCs/>
+          <w:color w:val="222222"/>
+          <w:kern w:val="36"/>
+          <w:sz w:val="28"/>
+          <w:szCs w:val="28"/>
+          <w:lang w:eastAsia="ru-RU"/>
+        </w:rPr>
+      </w:pPr>
+      <w:r>
+        <w:rPr>
+          <w:sz w:val="28"/>
+          <w:szCs w:val="28"/>
+        </w:rPr>
+        <w:t xml:space="preserve">Проверка живучести </w:t>
+      </w:r>
+      <w:proofErr w:type="spellStart"/>
+      <w:r>
+        <w:rPr>
+          <w:rFonts w:eastAsia="Times New Roman" w:cstheme="minorHAnsi"/>
+          <w:b/>
+          <w:bCs/>
+          <w:color w:val="222222"/>
+          <w:kern w:val="36"/>
+          <w:sz w:val="28"/>
+          <w:szCs w:val="28"/>
+          <w:lang w:eastAsia="ru-RU"/>
+        </w:rPr>
+        <w:t>Liveness</w:t>
+      </w:r>
+      <w:proofErr w:type="spellEnd"/>
+      <w:r>
+        <w:rPr>
+          <w:rFonts w:eastAsia="Times New Roman" w:cstheme="minorHAnsi"/>
+          <w:b/>
+          <w:bCs/>
+          <w:color w:val="222222"/>
+          <w:kern w:val="36"/>
+          <w:sz w:val="28"/>
+          <w:szCs w:val="28"/>
+          <w:lang w:eastAsia="ru-RU"/>
+        </w:rPr>
+        <w:t xml:space="preserve">: </w:t>
+      </w:r>
+      <w:r>
+        <w:rPr>
+          <w:rFonts w:eastAsia="Times New Roman" w:cstheme="minorHAnsi"/>
+          <w:bCs/>
+          <w:color w:val="222222"/>
+          <w:kern w:val="36"/>
+          <w:sz w:val="28"/>
+          <w:szCs w:val="28"/>
+          <w:lang w:eastAsia="ru-RU"/>
+        </w:rPr>
+        <w:t xml:space="preserve">контроль за состоянием во время жизни пода, при </w:t>
+      </w:r>
+      <w:proofErr w:type="spellStart"/>
+      <w:r>
+        <w:rPr>
+          <w:rFonts w:eastAsia="Times New Roman" w:cstheme="minorHAnsi"/>
+          <w:bCs/>
+          <w:color w:val="222222"/>
+          <w:kern w:val="36"/>
+          <w:sz w:val="28"/>
+          <w:szCs w:val="28"/>
+          <w:lang w:eastAsia="ru-RU"/>
+        </w:rPr>
+        <w:t>непрохождении</w:t>
+      </w:r>
+      <w:proofErr w:type="spellEnd"/>
+      <w:r>
+        <w:rPr>
+          <w:rFonts w:eastAsia="Times New Roman" w:cstheme="minorHAnsi"/>
+          <w:bCs/>
+          <w:color w:val="222222"/>
+          <w:kern w:val="36"/>
+          <w:sz w:val="28"/>
+          <w:szCs w:val="28"/>
+          <w:lang w:eastAsia="ru-RU"/>
+        </w:rPr>
+        <w:t xml:space="preserve"> перезапускается под, выполняется постоянно</w:t>
+      </w:r>
     </w:p>
     <w:p>
       <w:pPr>
@@ -1824,7 +2407,7 @@
 </file>
 
 <file path=word/styles.xml><?xml version="1.0" encoding="utf-8"?>
-<w:styles xmlns:mc="http://schemas.openxmlformats.org/markup-compatibility/2006" xmlns:r="http://schemas.openxmlformats.org/officeDocument/2006/relationships" xmlns:w="http://schemas.openxmlformats.org/wordprocessingml/2006/main" xmlns:w14="http://schemas.microsoft.com/office/word/2010/wordml" xmlns:w15="http://schemas.microsoft.com/office/word/2012/wordml" mc:Ignorable="w14 w15">
+<w:styles xmlns:mc="http://schemas.openxmlformats.org/markup-compatibility/2006" xmlns:r="http://schemas.openxmlformats.org/officeDocument/2006/relationships" xmlns:w="http://schemas.openxmlformats.org/wordprocessingml/2006/main" xmlns:w14="http://schemas.microsoft.com/office/word/2010/wordml" xmlns:w15="http://schemas.microsoft.com/office/word/2012/wordml" xmlns:w16se="http://schemas.microsoft.com/office/word/2015/wordml/symex" mc:Ignorable="w14 w15 w16se">
   <w:docDefaults>
     <w:rPrDefault>
       <w:rPr>
